--- a/_print_az/shizofreniya_az.docx
+++ b/_print_az/shizofreniya_az.docx
@@ -2157,7 +2157,7 @@
     </w:p>
     <w:p>
       <w:r>
-        <w:t>1969-cu ildə KQB Yuri Andropovun imzaladığı rəsmi məruzədə Sov.İKP Mərkəzi Komitəsinə psixiatriyadan məhkəmə sistemini yan keçmək aləti kimi istifadə etməyi təklif etdi. İş burasındadır ki, açıq siyasi məhkəmələr, xüsusən də 1966-cı ildə Sinyavski və Daniel işindən sonra Qərb mətbuatının diqqətini cəlb etməyə və sovet ədalət mühakiməsinin nüfuzunu ləkələməyə başlamışdı. Psixiatrik müayinə isə qat-qat asan idi. Açıq məhkəmə lazım deyil. Beynəlxalq müşahidəçilər lazım deyil. Diaqnozu psixiatrlardan ibarət komissiya qoyur. Qərar - formal olaraq - hüquqi deyil, tibbi qərardır. Özünü ifadə qabiliyyətini itirmiş sayılan pasiyent qeyri-müəyyən müddətə xüsusi psixiatrik xəstəxanaya göndərilir - komissiya onun "sağaldığına" qərar verənə qədər.</w:t>
+        <w:t>1969-cu ildə KQB Yuri Andropovun imzaladığı rəsmi məruzədə Sov. İKP Mərkəzi Komitəsinə psixiatriyadan məhkəmə sistemini yan keçmək aləti kimi istifadə etməyi təklif etdi. İş burasındadır ki, açıq siyasi məhkəmələr, xüsusən də 1966-cı ildə Sinyavski və Daniel işindən sonra Qərb mətbuatının diqqətini cəlb etməyə və sovet ədalət mühakiməsinin nüfuzunu ləkələməyə başlamışdı. Psixiatrik müayinə isə qat-qat asan idi. Açıq məhkəmə lazım deyil. Beynəlxalq müşahidəçilər lazım deyil. Diaqnozu psixiatrlardan ibarət komissiya qoyur. Qərar - formal olaraq - hüquqi deyil, tibbi qərardır. Özünü ifadə qabiliyyətini itirmiş sayılan pasiyent qeyri-müəyyən müddətə xüsusi psixiatrik xəstəxanaya göndərilir - komissiya onun "sağaldığına" qərar verənə qədər.</w:t>
       </w:r>
     </w:p>
     <w:p>
@@ -2991,7 +2991,7 @@
     </w:p>
     <w:p>
       <w:r>
-        <w:t>Buna görə də bu fəsillə vidalaşarkən qeyri-adi bir şey demək istəyirəm.Şizofreniyanın müalicəsi kimi psixoanalizə gəldikdə mən skeptikəm.Amma insan psixikasının antropologiyası kimi psixoanalizin tərəfdarıyam.Freyd. Onun bir çox konkret nəzəriyyələri nə qədər mübahisəli olsa da, o, tibbə ən vacib şeyi öyrətdi.İnsanın dərinliyi var.Bilinclatı mövcuddur.Uşaqlıq tarixi izlər buraxır.Simvollar məna daşıyır.</w:t>
+        <w:t>Buna görə də bu fəsillə vidalaşarkən qeyri-adi bir şey demək istəyirəm. Şizofreniyanın müalicəsi kimi psixoanalizə gəldikdə mən skeptikəm.Amma insan psixikasının antropologiyası kimi psixoanalizin tərəfdarıyam.Freyd. Onun bir çox konkret nəzəriyyələri nə qədər mübahisəli olsa da, o, tibbə ən vacib şeyi öyrətdi. İnsanın dərinliyi var.Bilinclatı mövcuddur.Uşaqlıq tarixi izlər buraxır.Simvollar məna daşıyır.</w:t>
       </w:r>
     </w:p>
     <w:p>
@@ -7363,7 +7363,7 @@
     </w:p>
     <w:p>
       <w:r>
-        <w:t>Üçüncüsü. Və bu barədə - heç nəyi ört-basdır etmədən. Mənim səhvim. İkinci ay.Elçin ayaqdan-ayağa keçir. Mənzilin içində dolanır. Qəfəsdəki vəhşi heyvan. "Ayaqlarda narahatlıq"dan şikayət edir - sıx, əzələləri dartan bir narahatlıq.Mənim diaqnozum? Narahatlıq pozuntusu.Və - bunu yazmaq fiziki ağrı qədər utandırıcıdır, amma dürüstlük vəd etmişdim - korrektoru tətbiq etmədim.Xeyr.Antipsixotikin dozasını artırdım. Məntiq dəmir kimi görünürdü: proses tam müalicə olunmayıb - daha güclü vur.Daha pis oldu. Qat-qat pis.Çünki bu narahatlıq deyildi.Bu akatiziya idi. Əzabverici hərəki narahatlıq. Dərmanın özünün yan təsiri.Fikirləşin. Mən, həkim, öz əllərimlə zəhəri onun qurduğu tələyə tökürdüm. Klassik tələ. Hər dərslikdə təsvir olunub. Tələbəlik illərindən bəri bilirdim - və yenə də açıq ağzın içinə addım atdım.Elçin mənim korluğumun əvəzini üç bəd həftə ilə ödədi.</w:t>
+        <w:t>Üçüncüsü. Və bu barədə - heç nəyi ört-basdır etmədən. Mənim səhvim. İkinci ay.Elçin ayaqdan-ayağa keçir. Mənzilin içində dolanır. Qəfəsdəki vəhşi heyvan. "Ayaqlarda narahatlıq"dan şikayət edir - sıx, əzələləri dartan bir narahatlıq.Mənim diaqnozum? Narahatlıq pozuntusu.Və - bunu yazmaq fiziki ağrı qədər utandırıcıdır, amma dürüstlük vəd etmişdim - korrektoru tətbiq etmədim.Xeyr.Antipsixotikin dozasını artırdım. Məntiq dəmir kimi görünürdü: proses tam müalicə olunmayıb - daha güclü vur.Daha pis oldu. Qat-qat pis. Çünki bu narahatlıq deyildi.Bu akatiziya idi. Əzabverici hərəki narahatlıq. Dərmanın özünün yan təsiri.Fikirləşin. Mən, həkim, öz əllərimlə zəhəri onun qurduğu tələyə tökürdüm. Klassik tələ. Hər dərslikdə təsvir olunub. Tələbəlik illərindən bəri bilirdim - və yenə də açıq ağzın içinə addım atdım.Elçin mənim korluğumun əvəzini üç bəd həftə ilə ödədi.</w:t>
       </w:r>
     </w:p>
     <w:p>

--- a/_print_az/shizofreniya_az.docx
+++ b/_print_az/shizofreniya_az.docx
@@ -581,7 +581,7 @@
     </w:p>
     <w:p>
       <w:r>
-        <w:t>Bu gün. İyirmi birinci əsr. 2020-ci illər. Orta əsrlərin qalığı kimi görünən şey geri qayıdır. Yeraltında yox, sektant zirzəmilərində yox - rəsmi şəkildə. Katolik kilsəsi 2014-cü ildə Beynəlxalq Ekzorsistlər Assosiasiyasını tanıdı. Tanıdı. Kağız üzərində. Bütün hüquqi nəticələri ilə. Roma­da kurslar açılıb. Dünyanın hər yerindən keşişlər axışıb gəlir. Təyyarələrlə. Qatar­larla. Avtobuslarla. Partalar arxasında oturub şeytanı qovmağı öyrənirlər. 2016-cı il. Vatikan yeni təlimat yayımlayır. Prosedur yenilənib. Söz-söz. Maddə-maddə. Texniki reqlament kimi. İndi isə - rəqəmlərə baxaq. Son iyirmi ildə katolik dünyasında rəsmi ekzorsizmlərin sayı bir neçə dəfə artıb. Bu, kilsənin özünün verdiyi məlumatdır. Jurnalistlərin yox. Skeptiklərin yox. Kilsənin. Amerika Birləşmiş Ştatları. Yüzdən çox akkreditə olunmuş ekzorsist. Yüz. Fəaliyyət göstərən. Hal-hazırda. 1990-cı ildə onların sayı on dəfə az idi. Otuz il ərzində on qat artım. Sual sadədir. Əgər şeytan yoxdursa - nə baş verir?</w:t>
+        <w:t>Bu gün. İyirmi birinci əsr. 2020-ci illər. Orta əsrlərin qalığı kimi görünən şey geri qayıdır. Yeraltında yox, sektant zirzəmilərində yox - rəsmi şəkildə. Katolik kilsəsi 2014-cü ildə Beynəlxalq Ekzorsistlər Assosiasiyasını tanıdı. Tanıdı. Kağız üzərində. Bütün hüquqi nəticələri ilə. Romada kurslar açılıb. Dünyanın hər yerindən keşişlər axışıb gəlir. Təyyarələrlə. Qatarlarla. Avtobuslarla. Partalar arxasında oturub şeytanı qovmağı öyrənirlər. 2016-cı il. Vatikan yeni təlimat yayımlayır. Prosedur yenilənib. Söz-söz. Maddə-maddə. Texniki reqlament kimi. İndi isə - rəqəmlərə baxaq. Son iyirmi ildə katolik dünyasında rəsmi ekzorsizmlərin sayı bir neçə dəfə artıb. Bu, kilsənin özünün verdiyi məlumatdır. Jurnalistlərin yox. Skeptiklərin yox. Kilsənin. Amerika Birləşmiş Ştatları. Yüzdən çox akkreditə olunmuş ekzorsist. Yüz. Fəaliyyət göstərən. Hal-hazırda. 1990-cı ildə onların sayı on dəfə az idi. Otuz il ərzində on qat artım. Sual sadədir. Əgər şeytan yoxdursa - nə baş verir?</w:t>
       </w:r>
     </w:p>
     <w:p>
@@ -616,7 +616,7 @@
     </w:p>
     <w:p>
       <w:r>
-        <w:t>İkinci. Psixi xəstələr üzərində dini ayinlər - bu, sadəcə mistika deyil. Bu, real tibbi təhlükədir. Mənəvi təzyiq altında dərmanlardan imtina. Saat­larla oruc və ibadətdən fiziki tükənmə. Kollektiv ritualın qızğın atmosferində psixozun kəskinləşməsi. Bu amillərin hər biri klinik psixiatriya tərəfindən təsdiqlənib. Bəs əslində nə baş verir - şizofreniya xəstəsi, deliryumu dini günah və ş•••an mövzusuna sarsılmaz şəkildə fokuslanmış bir xəstə bu ritualın episentrinə düşəndə? Ekzorsizm ona qurtuluş vəd edir. Amma duası ilə bağlanan insanın gözlərinə baxın. Qovma ayinində iştirak ona rahatlıq gətirmir. O, öz deliryumunun təsdiqini alır.</w:t>
+        <w:t>İkinci. Psixi xəstələr üzərində dini ayinlər - bu, sadəcə mistika deyil. Bu, real tibbi təhlükədir. Mənəvi təzyiq altında dərmanlardan imtina. Saatlarla oruc və ibadətdən fiziki tükənmə. Kollektiv ritualın qızğın atmosferində psixozun kəskinləşməsi. Bu amillərin hər biri klinik psixiatriya tərəfindən təsdiqlənib. Bəs əslində nə baş verir - şizofreniya xəstəsi, deliryumu dini günah və ş•••an mövzusuna sarsılmaz şəkildə fokuslanmış bir xəstə bu ritualın episentrinə düşəndə? Ekzorsizm ona qurtuluş vəd edir. Amma duası ilə bağlanan insanın gözlərinə baxın. Qovma ayinində iştirak ona rahatlıq gətirmir. O, öz deliryumunun təsdiqini alır.</w:t>
       </w:r>
     </w:p>
     <w:p>
@@ -4374,7 +4374,7 @@
     </w:p>
     <w:p>
       <w:r>
-        <w:t>PSİXOLOJİ: Xəstənin xəstəlikdən əvvəlki şəxsiyyəti necə idi, təhsili, maraqları nə qədər inkişaf edib? Xəstəliyi necə yaşayır? Travmatik təcrübələri varmı? Hansı qoruyucu mexanizmlərdən istifadə edir? Psixoterapiyaya ehtiyacı var­sa, hansı növü daha uyğundur?</w:t>
+        <w:t>PSİXOLOJİ: Xəstənin xəstəlikdən əvvəlki şəxsiyyəti necə idi, təhsili, maraqları nə qədər inkişaf edib? Xəstəliyi necə yaşayır? Travmatik təcrübələri varmı? Hansı qoruyucu mexanizmlərdən istifadə edir? Psixoterapiyaya ehtiyacı varsa, hansı növü daha uyğundur?</w:t>
       </w:r>
     </w:p>
     <w:p>
